--- a/segunda entrega/segunda entrega.docx
+++ b/segunda entrega/segunda entrega.docx
@@ -2,6 +2,11 @@
 <file path=word/document.xml><?xml version="1.0" encoding="utf-8"?>
 <w:document xmlns:wpc="http://schemas.microsoft.com/office/word/2010/wordprocessingCanvas" xmlns:cx="http://schemas.microsoft.com/office/drawing/2014/chartex" xmlns:cx1="http://schemas.microsoft.com/office/drawing/2015/9/8/chartex" xmlns:cx2="http://schemas.microsoft.com/office/drawing/2015/10/21/chartex" xmlns:cx3="http://schemas.microsoft.com/office/drawing/2016/5/9/chartex" xmlns:cx4="http://schemas.microsoft.com/office/drawing/2016/5/10/chartex" xmlns:cx5="http://schemas.microsoft.com/office/drawing/2016/5/11/chartex" xmlns:cx6="http://schemas.microsoft.com/office/drawing/2016/5/12/chartex" xmlns:cx7="http://schemas.microsoft.com/office/drawing/2016/5/13/chartex" xmlns:cx8="http://schemas.microsoft.com/office/drawing/2016/5/14/chartex" xmlns:mc="http://schemas.openxmlformats.org/markup-compatibility/2006" xmlns:aink="http://schemas.microsoft.com/office/drawing/2016/ink" xmlns:am3d="http://schemas.microsoft.com/office/drawing/2017/model3d" xmlns:o="urn:schemas-microsoft-com:office:office" xmlns:oel="http://schemas.microsoft.com/office/2019/extlst" xmlns:r="http://schemas.openxmlformats.org/officeDocument/2006/relationships" xmlns:m="http://schemas.openxmlformats.org/officeDocument/2006/math" xmlns:v="urn:schemas-microsoft-com:vml" xmlns:wp14="http://schemas.microsoft.com/office/word/2010/wordprocessingDrawing" xmlns:wp="http://schemas.openxmlformats.org/drawingml/2006/wordprocessingDrawing" xmlns:w10="urn:schemas-microsoft-com:office:word" xmlns:w="http://schemas.openxmlformats.org/wordprocessingml/2006/main" xmlns:w14="http://schemas.microsoft.com/office/word/2010/wordml" xmlns:w15="http://schemas.microsoft.com/office/word/2012/wordml" xmlns:w16cex="http://schemas.microsoft.com/office/word/2018/wordml/cex" xmlns:w16cid="http://schemas.microsoft.com/office/word/2016/wordml/cid" xmlns:w16="http://schemas.microsoft.com/office/word/2018/wordml" xmlns:w16du="http://schemas.microsoft.com/office/word/2023/wordml/word16du" xmlns:w16sdtdh="http://schemas.microsoft.com/office/word/2020/wordml/sdtdatahash" xmlns:w16sdtfl="http://schemas.microsoft.com/office/word/2024/wordml/sdtformatlock" xmlns:w16se="http://schemas.microsoft.com/office/word/2015/wordml/symex" xmlns:wpg="http://schemas.microsoft.com/office/word/2010/wordprocessingGroup" xmlns:wpi="http://schemas.microsoft.com/office/word/2010/wordprocessingInk" xmlns:wne="http://schemas.microsoft.com/office/word/2006/wordml" xmlns:wps="http://schemas.microsoft.com/office/word/2010/wordprocessingShape" mc:Ignorable="w14 w15 w16se w16cid w16 w16cex w16sdtdh w16sdtfl w16du wp14">
   <w:body>
+    <w:p>
+      <w:r>
+        <w:t>Fase1</w:t>
+      </w:r>
+    </w:p>
     <w:p>
       <w:r>
         <w:t xml:space="preserve">Creación de bade de datos </w:t>
@@ -9,6 +14,9 @@
     </w:p>
     <w:p>
       <w:r>
+        <w:rPr>
+          <w:noProof/>
+        </w:rPr>
         <w:drawing>
           <wp:inline distT="0" distB="0" distL="0" distR="0" wp14:anchorId="11595078" wp14:editId="4A93CBF2">
             <wp:extent cx="5612130" cy="1108710"/>
@@ -48,6 +56,9 @@
     </w:p>
     <w:p>
       <w:r>
+        <w:rPr>
+          <w:noProof/>
+        </w:rPr>
         <w:drawing>
           <wp:inline distT="0" distB="0" distL="0" distR="0" wp14:anchorId="0193EA46" wp14:editId="5D5B457A">
             <wp:extent cx="5612130" cy="1115060"/>
@@ -92,13 +103,8 @@
       </w:r>
     </w:p>
     <w:p>
-      <w:proofErr w:type="spellStart"/>
       <w:r>
-        <w:t>endpoint</w:t>
-      </w:r>
-      <w:proofErr w:type="spellEnd"/>
-      <w:r>
-        <w:t xml:space="preserve"> </w:t>
+        <w:t xml:space="preserve">endpoint </w:t>
       </w:r>
     </w:p>
     <w:p>
@@ -114,6 +120,9 @@
     </w:p>
     <w:p>
       <w:r>
+        <w:rPr>
+          <w:noProof/>
+        </w:rPr>
         <w:drawing>
           <wp:inline distT="0" distB="0" distL="0" distR="0" wp14:anchorId="31003029" wp14:editId="0343555D">
             <wp:extent cx="5612130" cy="1139825"/>
@@ -151,7 +160,11 @@
         </w:drawing>
       </w:r>
     </w:p>
-    <w:p/>
+    <w:p>
+      <w:r>
+        <w:t>Fase 2</w:t>
+      </w:r>
+    </w:p>
     <w:sectPr>
       <w:pgSz w:w="12240" w:h="15840"/>
       <w:pgMar w:top="1417" w:right="1701" w:bottom="1417" w:left="1701" w:header="708" w:footer="708" w:gutter="0"/>
@@ -765,6 +778,7 @@
   <w:style w:type="character" w:default="1" w:styleId="Fuentedeprrafopredeter">
     <w:name w:val="Default Paragraph Font"/>
     <w:uiPriority w:val="1"/>
+    <w:semiHidden/>
     <w:unhideWhenUsed/>
   </w:style>
   <w:style w:type="table" w:default="1" w:styleId="Tablanormal">
